--- a/ChartPDF_CWC_Technical_Deliverable_v1.1_ClientReady_NEW.docx
+++ b/ChartPDF_CWC_Technical_Deliverable_v1.1_ClientReady_NEW.docx
@@ -455,7 +455,7 @@
         <w:rPr>
           <w:sz w:val="20"/>
         </w:rPr>
-        <w:t xml:space="preserve"> as a PNG image mapping application view-states.</w:t>
+        <w:t xml:space="preserve"> as a vector SVG markup mapping application view-states.</w:t>
       </w:r>
     </w:p>
     <w:p>
@@ -4614,7 +4614,7 @@
         <w:rPr>
           <w:sz w:val="20"/>
         </w:rPr>
-        <w:t>The CWC provides a centralized export configuration system that controls chart-to-PNG rendering dimensions, resolution scaling, paper format, and orientation. These settings directly impact the visual quality of charts embedded in generated PDFs.</w:t>
+        <w:t>The CWC provides a centralized export configuration system that controls chart-to-SVG rendering dimensions, layout scaling, paper format, and orientation. These settings directly impact the visual layout of charts embedded in generated PDFs.</w:t>
       </w:r>
     </w:p>
     <w:p>
@@ -6375,27 +6375,13 @@
           <w:b/>
           <w:sz w:val="20"/>
         </w:rPr>
-        <w:t>High-quality resampling</w:t>
+        <w:t>Trace compilation</w:t>
       </w:r>
       <w:r>
         <w:rPr>
           <w:sz w:val="20"/>
         </w:rPr>
-        <w:t xml:space="preserve"> — Image smoothing is enabled with </w:t>
-      </w:r>
-      <w:r>
-        <w:rPr>
-          <w:rFonts w:ascii="Consolas" w:hAnsi="Consolas"/>
-          <w:color w:val="003366"/>
-          <w:sz w:val="18"/>
-        </w:rPr>
-        <w:t>quality: 'high'</w:t>
-      </w:r>
-      <w:r>
-        <w:rPr>
-          <w:sz w:val="20"/>
-        </w:rPr>
-        <w:t xml:space="preserve"> on the offscreen canvas context.</w:t>
+        <w:t xml:space="preserve"> — Dynamic SVG polyline, rect, line, and text elements are generated with optimized print typography.</w:t>
       </w:r>
     </w:p>
     <w:p>
@@ -6408,27 +6394,13 @@
           <w:b/>
           <w:sz w:val="20"/>
         </w:rPr>
-        <w:t>PNG encoding</w:t>
+        <w:t>SVG encoding</w:t>
       </w:r>
       <w:r>
         <w:rPr>
           <w:sz w:val="20"/>
         </w:rPr>
-        <w:t xml:space="preserve"> — The offscreen canvas is exported via </w:t>
-      </w:r>
-      <w:r>
-        <w:rPr>
-          <w:rFonts w:ascii="Consolas" w:hAnsi="Consolas"/>
-          <w:color w:val="003366"/>
-          <w:sz w:val="18"/>
-        </w:rPr>
-        <w:t>toDataURL('image/png')</w:t>
-      </w:r>
-      <w:r>
-        <w:rPr>
-          <w:sz w:val="20"/>
-        </w:rPr>
-        <w:t xml:space="preserve"> (lossless).</w:t>
+        <w:t xml:space="preserve"> — The SVG markup is compiled and formatted as a Data URL string (data:image/svg+xml;charset=utf-8,...).</w:t>
       </w:r>
     </w:p>
     <w:p>
@@ -6441,13 +6413,13 @@
           <w:b/>
           <w:sz w:val="20"/>
         </w:rPr>
-        <w:t>Base64 output</w:t>
+        <w:t>SVG output</w:t>
       </w:r>
       <w:r>
         <w:rPr>
           <w:sz w:val="20"/>
         </w:rPr>
-        <w:t xml:space="preserve"> — The resulting string is returned for direct embedding into the PDF.</w:t>
+        <w:t xml:space="preserve"> — The resulting vector graphic is returned to PDFKit for pure vector embedding.</w:t>
       </w:r>
     </w:p>
     <w:p>
@@ -10758,7 +10730,7 @@
                 <w:b/>
                 <w:sz w:val="19"/>
               </w:rPr>
-              <w:t>Canvas PNG Embedding (Current)</w:t>
+              <w:t>SVG Vector Path Translation (Current)</w:t>
             </w:r>
           </w:p>
         </w:tc>
@@ -10778,7 +10750,7 @@
               <w:rPr>
                 <w:sz w:val="19"/>
               </w:rPr>
-              <w:t>Standalone Application Base</w:t>
+              <w:t>Standalone Application Base (Pure Vector)</w:t>
             </w:r>
           </w:p>
         </w:tc>
@@ -10798,7 +10770,74 @@
               <w:rPr>
                 <w:sz w:val="19"/>
               </w:rPr>
-              <w:t>🟢 Optimized zero-dependencies; captures exact view state. (Faces inherent raster blur limits).</w:t>
+              <w:t>🟢 Optimized zero-dependencies; translates SVG elements directly into PDFKit vector primitives, ensuring infinite DPI zoom and absolute sharpness.</w:t>
+            </w:r>
+          </w:p>
+        </w:tc>
+      </w:tr>
+      <w:tr>
+        <w:trPr>
+          <w:cantSplit/>
+          <w:jc w:val="center"/>
+        </w:trPr>
+        <w:tc>
+          <w:tcPr>
+            <w:tcW w:w="3120" w:type="dxa"/>
+            <w:tcMar>
+              <w:top w:w="80" w:type="dxa"/>
+              <w:left w:w="120" w:type="dxa"/>
+              <w:bottom w:w="80" w:type="dxa"/>
+              <w:right w:w="120" w:type="dxa"/>
+            </w:tcMar>
+            <w:vAlign w:val="center"/>
+          </w:tcPr>
+          <w:p>
+            <w:r>
+              <w:rPr>
+                <w:b/>
+                <w:sz w:val="19"/>
+              </w:rPr>
+              <w:t>Canvas PNG Embedding (Superseded/Legacy)</w:t>
+            </w:r>
+          </w:p>
+        </w:tc>
+        <w:tc>
+          <w:tcPr>
+            <w:tcW w:w="3120" w:type="dxa"/>
+            <w:tcMar>
+              <w:top w:w="80" w:type="dxa"/>
+              <w:left w:w="120" w:type="dxa"/>
+              <w:bottom w:w="80" w:type="dxa"/>
+              <w:right w:w="120" w:type="dxa"/>
+            </w:tcMar>
+            <w:vAlign w:val="center"/>
+          </w:tcPr>
+          <w:p>
+            <w:r>
+              <w:rPr>
+                <w:sz w:val="19"/>
+              </w:rPr>
+              <w:t>Standalone Canvas Export</w:t>
+            </w:r>
+          </w:p>
+        </w:tc>
+        <w:tc>
+          <w:tcPr>
+            <w:tcW w:w="3120" w:type="dxa"/>
+            <w:tcMar>
+              <w:top w:w="80" w:type="dxa"/>
+              <w:left w:w="120" w:type="dxa"/>
+              <w:bottom w:w="80" w:type="dxa"/>
+              <w:right w:w="120" w:type="dxa"/>
+            </w:tcMar>
+            <w:vAlign w:val="center"/>
+          </w:tcPr>
+          <w:p>
+            <w:r>
+              <w:rPr>
+                <w:sz w:val="19"/>
+              </w:rPr>
+              <w:t>🟡 Zero dependencies, but limited by canvas raster boundaries, resulting in interpolation blur on print scale or zoom.</w:t>
             </w:r>
           </w:p>
         </w:tc>
@@ -10974,13 +11013,81 @@
           <w:b/>
           <w:sz w:val="20"/>
         </w:rPr>
-        <w:t>CWC approach (Canvas PNG Rasterization)</w:t>
+        <w:t>CWC approach (SVG Vector Path Translation)</w:t>
       </w:r>
       <w:r>
         <w:rPr>
           <w:sz w:val="20"/>
         </w:rPr>
-        <w:t xml:space="preserve"> provides the most pragmatic and reliable mechanism aligning with core WinCC functional designs and footprint requirements but cannot overcome native canvas drawing bounds.</w:t>
+        <w:t xml:space="preserve"> provides the most pragmatic and reliable mechanism aligning with core WinCC functional designs and footprint requirements, successfully delivering infinite resolution vector output.</w:t>
+      </w:r>
+    </w:p>
+    <w:p>
+      <w:pPr>
+        <w:pStyle w:val="Heading3"/>
+        <w:spacing w:before="280" w:after="60"/>
+      </w:pPr>
+      <w:r>
+        <w:rPr>
+          <w:rFonts w:ascii="Calibri" w:hAnsi="Calibri"/>
+          <w:color w:val="003366"/>
+          <w:sz w:val="24"/>
+        </w:rPr>
+        <w:t>9.3 Custom SVG Translation vs Canvas Mocks</w:t>
+      </w:r>
+    </w:p>
+    <w:p>
+      <w:pPr>
+        <w:spacing w:after="100"/>
+      </w:pPr>
+      <w:r>
+        <w:rPr>
+          <w:b/>
+          <w:sz w:val="20"/>
+        </w:rPr>
+        <w:t>SVG Rendering Approach:</w:t>
+      </w:r>
+      <w:r>
+        <w:rPr>
+          <w:sz w:val="20"/>
+        </w:rPr>
+        <w:t xml:space="preserve"> The control uses a custom SVG generation approach that directly reads the active Chart.js model (including scales, ticks, legends, lines, and bar geometries) and reconstructs the chart as a semantic SVG XML structure. This structure is then parsed and translated directly into native PDF vector elements using the PDFKit drawing engine, ensuring infinite vector scaling and perfect layout legibility.</w:t>
+      </w:r>
+    </w:p>
+    <w:p>
+      <w:pPr>
+        <w:spacing w:after="100"/>
+      </w:pPr>
+      <w:r>
+        <w:rPr>
+          <w:b/>
+          <w:sz w:val="20"/>
+        </w:rPr>
+        <w:t>Why not canvas2svg?</w:t>
+      </w:r>
+      <w:r>
+        <w:rPr>
+          <w:sz w:val="20"/>
+        </w:rPr>
+        <w:t xml:space="preserve"> Libraries like canvas2svg require Chart.js to perform a complete duplicate render onto a virtual canvas context to record drawing operations, adding significant CPU overhead on resource-constrained HMI hardware. Our custom SVG exporter reads the already-rendered chart data structures directly, keeping the system extremely lightweight, dependency-free, and CPU-efficient.</w:t>
+      </w:r>
+    </w:p>
+    <w:p>
+      <w:pPr>
+        <w:spacing w:after="100"/>
+      </w:pPr>
+      <w:r>
+        <w:rPr>
+          <w:b/>
+          <w:sz w:val="20"/>
+        </w:rPr>
+        <w:t>Support for Additional Chart Types:</w:t>
+      </w:r>
+      <w:r>
+        <w:rPr>
+          <w:sz w:val="20"/>
+        </w:rPr>
+        <w:t xml:space="preserve"> There is no technical limitation with the SVG vector format itself. However, since the SVG is generated through our custom semantic parser, each new chart type (e.g., Pie, Radar) requires its own custom rendering logic in the exporter script. The current implementation supports Line, Bar, and Mixed/Hybrid charts.</w:t>
       </w:r>
     </w:p>
     <w:p>
